--- a/开发相关文档/AI提示词/20261018-AI实践与大数据分阶段执行包/S10-新增实践事件分析与建议应用闭环.docx
+++ b/开发相关文档/AI提示词/20261018-AI实践与大数据分阶段执行包/S10-新增实践事件分析与建议应用闭环.docx
@@ -20,7 +20,7 @@
         <w:widowControl/>
       </w:pPr>
       <w:r>
-        <w:t>V2 大数据主线优先  2026年10月19日  必做  建议安排 第4至5周</w:t>
+        <w:t>V2 20261025收口修订  过程事实与可选建议应用</w:t>
       </w:r>
     </w:p>
     <w:p>
@@ -28,7 +28,15 @@
         <w:widowControl/>
       </w:pPr>
       <w:r>
-        <w:t>用法  单独上传本文件，并发送“只执行本阶段，完成验收与交接后停止”。V2编号已重排，请勿混用旧版同号文件。</w:t>
+        <w:t xml:space="preserve">用法  先读任务交接与20261021计划书，再发送“只执行本阶段，保护已有修改，更新交接后停止”。本包修订不等于阶段实施或新增授权。</w:t>
+      </w:r>
+    </w:p>
+    <w:p>
+      <w:pPr>
+        <w:widowControl/>
+      </w:pPr>
+      <w:r>
+        <w:t>20261025收口：S06完整通过，S07工程通过；S08历史工程通过、自动评审质量未通过。用户已选择工程闭环＋AI辅助建议，停止收费重评；本版提示词不代表辅助模式已落地。S09/S10未实施，S11默认跳过。</w:t>
       </w:r>
     </w:p>
     <w:p>
@@ -66,7 +74,7 @@
         <w:widowControl/>
       </w:pPr>
       <w:r>
-        <w:t>直接前置阶段：S06、S08、S09。前置条件：S06独立大数据验收、S08实践事件与反馈工程验收、S09工作台接入均已通过；S01新增事件字段、统计与建议应用范围已明确批准。真实模型质量及用量沿用已批准范围，未验收部分继续单列，不因接入图表视为有效。</w:t>
+        <w:t>直接前置阶段：S06、S08辅助建议工程、S09工作台。原自动评审质量未通过不再阻挡本阶段，但不得将模型建议当作真实代码错误或教学成效。沿用已批准事件/分析/一次任务应用范围；不重建既有Spark主线。</w:t>
       </w:r>
     </w:p>
     <w:p>
@@ -86,7 +94,7 @@
         <w:ind w:left="198" w:hanging="198"/>
       </w:pPr>
       <w:r>
-        <w:t>1  你是能读取本地仓库的开发AI。根目录为C:\Users\Administrator\Desktop\毕业设计\ScholarHub。每次只执行一个阶段；本包不授权自动执行整包。先核对当前源码、Git与日志，保护已有未提交修改；无源码访问先列缺少材料。</w:t>
+        <w:t xml:space="preserve">1  根目录为C:\Users\Administrator\Desktop\毕业设计\ScholarHub。先读开发相关文档/任务交接.md及开发相关文档/开发规划/20261021-大数据主线最小改动与AI实践衔接计划书.md，核对本阶段报告、当前Git和用户最新指令。每次只执行一个阶段，保护既有未提交工作；无源码访问先列缺少材料，不从S00重新初始化。</w:t>
       </w:r>
     </w:p>
     <w:p>
@@ -95,7 +103,7 @@
         <w:ind w:left="198" w:hanging="198"/>
       </w:pPr>
       <w:r>
-        <w:t>2  先读AGENTS.md和可用的stop-that-shit、frontend-backend-code-standards；前端沿用现有设计规范。保持Vue/TypeScript、FastAPI/SQLAlchemy/MySQL及Provider，复用既有结果模块化、测试与图表，不重建项目或无关格式化。</w:t>
+        <w:t>2  遵守AGENTS.md、stop-that-shit和frontend-backend-code-standards；沿用Vue/TypeScript、FastAPI/SQLAlchemy/MySQL及现有Provider。未调整的数据/权限/版本规则沿用V2-S01-r2；S08完成含义与后续前置以20261025辅助建议收口补充为准，旧评分答案和阈值封存不改。</w:t>
       </w:r>
     </w:p>
     <w:p>
@@ -140,7 +148,7 @@
         <w:ind w:left="198" w:hanging="198"/>
       </w:pPr>
       <w:r>
-        <w:t>7  中文日志沿用开发相关文档/开发日志/开发操作日志.md；报告放开发相关文档/阶段报告/AI大数据改造/V2。编号已按V2重排，旧阶段报告只经内容映射复用，不覆盖旧报告。不自动提交、推送、发布或开始下一阶段。</w:t>
+        <w:t xml:space="preserve">7  中文日志沿用开发相关文档/开发日志/开发操作日志.md，报告放开发相关文档/阶段报告/AI大数据改造/V2。阶段结束、关键阻塞、换AI或准备压缩前先更新开发相关文档/任务交接.md：任务卡、已改文件、实际命令/证据、授权与消耗、缺口、恢复点和下一步。不得只留聊天纪要；不自动提交、推送、发布或开始下一阶段。</w:t>
       </w:r>
     </w:p>
     <w:p>
@@ -169,7 +177,7 @@
         <w:ind w:left="198" w:hanging="198"/>
       </w:pPr>
       <w:r>
-        <w:t>2  S07至S09真实会话事件、尝试与反馈引用、验收项和问题类型、发生顺序及覆盖起点；确认哪些动作从上线后才有数据。</w:t>
+        <w:t>2  S07至S09真实动作、不可覆盖尝试、建议与本人审阅来源、版本和事件覆盖起点；旧AI判断为模型报告记录，不是已证实缺陷。新旧语义须明确区分，禁止重写旧事件。</w:t>
       </w:r>
     </w:p>
     <w:p>
@@ -178,7 +186,7 @@
         <w:ind w:left="198" w:hanging="198"/>
       </w:pPr>
       <w:r>
-        <w:t>3  现有EChartPanel、学习报告事实保护和任务创建API，S01建议规则、来源字段及获批应用方式；读取S08真实模型质量结论。</w:t>
+        <w:t>3  既有图表、事实保护及任务创建能力；读取20261025收口补充和原B-R1。规则仅形成重复建议的可选提醒，不作错误判定，原AI质量结果只读封存。</w:t>
       </w:r>
     </w:p>
     <w:p>
@@ -198,7 +206,7 @@
         <w:ind w:left="198" w:hanging="198"/>
       </w:pPr>
       <w:r>
-        <w:t>1  先列Schema与指标差异，选择批准的版本升级或新增practice数据集，不改变V1固定快照的解释。旧输入、旧作业参数、已发布批次和报告继续可追溯，不能静默重算覆盖。</w:t>
+        <w:t xml:space="preserve">1  先冻结source-2.0/metric-2.0方向的准确版本名、白名单/指标差异和独立答案。保留source-1.0与完成批次；现有batch专题JSON可承载有界强类型实践摘要，不给daily表不断追加列。实际超出S01批准的结构先列差异，不提前建设通用版本平台。</w:t>
       </w:r>
     </w:p>
     <w:p>
@@ -216,7 +224,7 @@
         <w:ind w:left="198" w:hanging="198"/>
       </w:pPr>
       <w:r>
-        <w:t>3  真实覆盖起点来自事件生产实际启用时间。此前从未记录的提交、修改或确认不补造为历史事件；展示数据覆盖及缺失区间，合成测试仍独立标识和隔离。</w:t>
+        <w:t xml:space="preserve">3  覆盖起点用S07/S08事件生产实际启用时间；按稳定session/attempt/criterion/issue_type和模板版本引用，不补造上线前事件。CSV练习每行独立的规则不等于ODS主键去重；原代码/Prompt/教师评语不进入导出。</w:t>
       </w:r>
     </w:p>
     <w:p>
@@ -234,7 +242,7 @@
         <w:ind w:left="198" w:hanging="198"/>
       </w:pPr>
       <w:r>
-        <w:t>5  实践过程统计固定同模板版本、会话群组、窗口和截止时刻。以同一一致性快照中的会话状态计数取消与未结束，以事件记录动作序列；状态与事件冲突进入质量报告，不凭缺事件补零。修改次数描述过程，等待时长不等于学习投入，阶段确认不等于掌握。</w:t>
+        <w:t>5  同模板/会话/窗口/cutoff统计实际提交、请求、取消、恢复与本人结束。completed只表示流程结束，模型标签单列来源，不作正确率或通过率；时长不当学习投入，次数不当能力。状态与事件冲突进质量报告。</w:t>
       </w:r>
     </w:p>
     <w:p>
@@ -243,7 +251,7 @@
         <w:ind w:left="198" w:hanging="198"/>
       </w:pPr>
       <w:r>
-        <w:t>6  按批准口径汇总验收项待确认、问题类型、尝试与反馈分布，注明自我确认、输出核对和教师确认来源。不能把不同模板拼漏斗，也不能将未发生或无样本指标补成零。</w:t>
+        <w:t>6  统计尝试与建议分布时区分AI报告、本人处理及正式教师来源；缺失保持未知，不补成零。criterion/issue_type仅作模型建议类别，不做已证实错误数、解决率或掌握漏斗。</w:t>
       </w:r>
     </w:p>
     <w:p>
@@ -252,7 +260,7 @@
         <w:ind w:left="198" w:hanging="198"/>
       </w:pPr>
       <w:r>
-        <w:t>7  复用已发布批次查询与现有图表，页面一次选择固定batch_id并展示截止时间、数据覆盖、规则和质量数。原分钟、活跃日及任务分母继续保持已验收语义，普通GET不触发Spark。</w:t>
+        <w:t xml:space="preserve">7  同步适配后端PublicationPayload/BatchDetail/专题Schema与前端offlineAnalytics.ts版本校验、DTO和展示。当前列表会因任一不支持版本整体失败，须覆盖新旧混合列表及旧详情；不得只放开版本字符串再用旧类型渲染。用明确两版分支，未知版本仍拒绝，GET不触发计算。</w:t>
       </w:r>
     </w:p>
     <w:p>
@@ -261,7 +269,7 @@
         <w:ind w:left="198" w:hanging="198"/>
       </w:pPr>
       <w:r>
-        <w:t>8  用透明规则产生关注事项，例如同一验收项在后续尝试仍有对应问题，建议补充明确的边界样例。规则阈值属于批准合同，不能仅因两次提交就宣称能力不足或推断学习水平。</w:t>
+        <w:t>8  将原B-R1限定为“重复建议提醒”：同会话同criterion、至少两次不同已绑定建议attempt出现同issue_type且用户未处理时，可建议补一个边界自测。只说明模型重复报告，不确认代码错误；数据不足不触发，无相应可信引用就不生成。</w:t>
       </w:r>
     </w:p>
     <w:p>
@@ -270,7 +278,7 @@
         <w:ind w:left="198" w:hanging="198"/>
       </w:pPr>
       <w:r>
-        <w:t>9  建议绑定batch_id、source_cutoff、metric_version及会话、尝试、验收项引用。用户可展开事实、规则与来源，选择采用、忽略或继续原计划；新批次不改写已确认成果。</w:t>
+        <w:t>9  候选仍绑定batch/cutoff/metric/template/session/attempt/criterion/规则版本，保留原子应用范围；旧B-R1与新辅助语义明确区分，不改旧批。用户审阅标题/日期/本人项目后采纳，服务端重算来源和版本；不新增哈希或隐式计划修改。</w:t>
       </w:r>
     </w:p>
     <w:p>
@@ -279,7 +287,7 @@
         <w:ind w:left="198" w:hanging="198"/>
       </w:pPr>
       <w:r>
-        <w:t>10  AI仅解释已确定事实并生成候选任务说明；服务端保护数字、来源和规则，不接受模型重写统计结论。数据不足时给出无样本或保守下一动作，不能生成能力雷达、评分或掌握预测。</w:t>
+        <w:t>10  建议文本优先使用确定模板与已核对事实，不依赖新模型即可展示；若另选AI润色，须另明确模型/输入/次数/费用，失败回到确定文本。AI不能改数字/来源、宣称错误已证实或推断能力。普通GET零模型/零Spark/零写入。</w:t>
       </w:r>
     </w:p>
     <w:p>
@@ -288,7 +296,7 @@
         <w:ind w:left="198" w:hanging="198"/>
       </w:pPr>
       <w:r>
-        <w:t>11  采用建议通过现有且已批准的任务创建方式：先审阅，再由用户确认，按幂等标识与版本只创建一次。保存建议与新任务的对应关系；不自动调整流程，不增加未批准的修订引擎。</w:t>
+        <w:t xml:space="preserve">11  新增已批准第四张B表practice_recommendation_applications与第六个B接口POST /api/v1/offline-analytics/batches/{batch_id}/recommendation-applications。同事务保存task和映射，按owner/batch/candidate及owner/request唯一；重放比原request_payload，不比可编辑任务当前值。首版plan_id=null。</w:t>
       </w:r>
     </w:p>
     <w:p>
@@ -297,7 +305,7 @@
         <w:ind w:left="198" w:hanging="198"/>
       </w:pPr>
       <w:r>
-        <w:t>12  验证从真实实践动作到事件、快照、Spark、发布、图表、建议和一次任务创建的接口链；核对同批次数值与引用。发布失败继续读取上一成功批次，版本或权限错误不会落下半成品任务。</w:t>
+        <w:t xml:space="preserve">12  当前LearningService.create_task→Repository.save_task会自行commit，不能先创建后补映射。新增窄create_task_from_recommendation原子用例，复用验证，不改普通创建API；批次→应用/新任务锁序，不持Practice锁。验证同候选异request并发、异载荷、越权/旧版本和故障均不留半个任务，并完成事件→新批→一次任务真实链。</w:t>
       </w:r>
     </w:p>
     <w:p>
@@ -326,7 +334,7 @@
         <w:ind w:left="198" w:hanging="198"/>
       </w:pPr>
       <w:r>
-        <w:t>2  新增统计与独立样本答案一致，覆盖一次成功、多次修改、取消和无提交；群组、分母、确认来源及覆盖起点可解释。</w:t>
+        <w:t>2  新统计与独立答案一致，覆盖直接审阅结束、自选修改、无提交和取消恢复；群组、分母和覆盖起点可解释，不能把本人结束算自动判题通过。</w:t>
       </w:r>
     </w:p>
     <w:p>
@@ -335,7 +343,7 @@
         <w:ind w:left="198" w:hanging="198"/>
       </w:pPr>
       <w:r>
-        <w:t>3  每条建议可定位批次、规则和具体尝试验收项，AI不能覆盖确定数字；数据不足时不输出能力判断。</w:t>
+        <w:t>3  建议可定位批次、规则、原建议与attempt；重复建议提醒明确为可选自测，不作可靠缺陷判定，AI不能覆盖数字与来源。</w:t>
       </w:r>
     </w:p>
     <w:p>
@@ -353,7 +361,7 @@
         <w:ind w:left="198" w:hanging="198"/>
       </w:pPr>
       <w:r>
-        <w:t>5  新增事件到已发布图表的真实接口证据完整；AI质量与成本沿用S08的真实结论，不用分析链通过替代模型质量验收。</w:t>
+        <w:t>5  新事件到已发布图表的真实接口证据完整；模型历史质量未通过原样封存，不阻挡过程统计或确定性建议应用，也不被工程验收追认为通过。</w:t>
       </w:r>
     </w:p>
     <w:p>
@@ -466,7 +474,7 @@
         <w:ind w:left="198" w:hanging="198"/>
       </w:pPr>
       <w:r>
-        <w:t>2  前置证据、必要授权、环境或质量门槛缺失时，交付已完成材料与准确阻塞。分别标通过、失败、未运行、待确认和未选择，不把工程通过或文档完成写成模型有效或整包完成。</w:t>
+        <w:t>2  前置证据、必要授权或环境缺失时交付准确阻塞。原自动评审质量未通过作为历史限制保留，不再作为辅助建议工程的前置；当前工程仍须实证验收，不把文档、Fake或本人确认写成代码正确、教学认可或模型有效。</w:t>
       </w:r>
     </w:p>
     <w:p>
